--- a/downloads/sections/t12-l02-salesforce-versions-move-visual.docx
+++ b/downloads/sections/t12-l02-salesforce-versions-move-visual.docx
@@ -29,7 +29,7 @@
     </w:p>
     <w:p>
       <w:r>
-        <w:t>confirm. Managed package 2.46 and the edition list came from the technical requirements read in October 2026. They will move.. last checked 2026-10.</w:t>
+        <w:t>confirm. Managed package 2.46 and the edition list came from the technical requirements read in October 2026. They will move. last checked 2026-10.</w:t>
       </w:r>
     </w:p>
   </w:body>
